--- a/Flujo_App_Cogana_v1.0.docx
+++ b/Flujo_App_Cogana_v1.0.docx
@@ -13,7 +13,7 @@
           <w:color w:val="2E74B5"/>
           <w:sz w:val="26"/>
         </w:rPr>
-        <w:t>COGUANA</w:t>
+        <w:t>COGANA</w:t>
       </w:r>
       <w:r>
         <w:rPr>
@@ -148,7 +148,7 @@
               <w:spacing w:after="0" w:line="240" w:lineRule="auto"/>
             </w:pPr>
             <w:r>
-              <w:t>Coguana</w:t>
+              <w:t>Cogana</w:t>
             </w:r>
           </w:p>
         </w:tc>
@@ -190,7 +190,7 @@
               <w:spacing w:after="0" w:line="240" w:lineRule="auto"/>
             </w:pPr>
             <w:r>
-              <w:t>PRD Coguana v1.0 y TRD Coguana v1.0</w:t>
+              <w:t>PRD Cogana v1.0 y TRD Cogana v1.0</w:t>
             </w:r>
           </w:p>
         </w:tc>
@@ -809,7 +809,7 @@
     </w:p>
     <w:p>
       <w:r>
-        <w:t>El flujo de Coguana se divide por perfil porque cada usuario tiene un objetivo distinto. El administrador controla la tienda; el vendedor registra ventas; el cliente minorista compra; el restaurante realiza pedidos de volumen; y el repartidor completa entregas.</w:t>
+        <w:t>El flujo de Cogana se divide por perfil porque cada usuario tiene un objetivo distinto. El administrador controla la tienda; el vendedor registra ventas; el cliente minorista compra; el restaurante realiza pedidos de volumen; y el repartidor completa entregas.</w:t>
       </w:r>
     </w:p>
     <w:p>
@@ -7077,7 +7077,7 @@
         <w:color w:val="1F4D78"/>
         <w:sz w:val="18"/>
       </w:rPr>
-      <w:t>COGUANA  |  FLUJO DE LA APLICACIÓN</w:t>
+      <w:t>COGANA  |  FLUJO DE LA APLICACIÓN</w:t>
     </w:r>
   </w:p>
 </w:hdr>
